--- a/Web Knowledge/BE/Session vs Cookie.docx
+++ b/Web Knowledge/BE/Session vs Cookie.docx
@@ -1,6 +1,6 @@
 
 <file path=word/document.xml><?xml version="1.0" encoding="utf-8"?>
-<w:document xmlns:wpc="http://schemas.microsoft.com/office/word/2010/wordprocessingCanvas" xmlns:mc="http://schemas.openxmlformats.org/markup-compatibility/2006" xmlns:o="urn:schemas-microsoft-com:office:office" xmlns:r="http://schemas.openxmlformats.org/officeDocument/2006/relationships" xmlns:m="http://schemas.openxmlformats.org/officeDocument/2006/math" xmlns:v="urn:schemas-microsoft-com:vml" xmlns:wp14="http://schemas.microsoft.com/office/word/2010/wordprocessingDrawing" xmlns:wp="http://schemas.openxmlformats.org/drawingml/2006/wordprocessingDrawing" xmlns:w10="urn:schemas-microsoft-com:office:word" xmlns:w="http://schemas.openxmlformats.org/wordprocessingml/2006/main" xmlns:w14="http://schemas.microsoft.com/office/word/2010/wordml" xmlns:w15="http://schemas.microsoft.com/office/word/2012/wordml" xmlns:wpg="http://schemas.microsoft.com/office/word/2010/wordprocessingGroup" xmlns:wpi="http://schemas.microsoft.com/office/word/2010/wordprocessingInk" xmlns:wne="http://schemas.microsoft.com/office/word/2006/wordml" xmlns:wps="http://schemas.microsoft.com/office/word/2010/wordprocessingShape" mc:Ignorable="w14 w15 wp14">
+<w:document xmlns:wpc="http://schemas.microsoft.com/office/word/2010/wordprocessingCanvas" xmlns:cx="http://schemas.microsoft.com/office/drawing/2014/chartex" xmlns:cx1="http://schemas.microsoft.com/office/drawing/2015/9/8/chartex" xmlns:cx2="http://schemas.microsoft.com/office/drawing/2015/10/21/chartex" xmlns:cx3="http://schemas.microsoft.com/office/drawing/2016/5/9/chartex" xmlns:cx4="http://schemas.microsoft.com/office/drawing/2016/5/10/chartex" xmlns:cx5="http://schemas.microsoft.com/office/drawing/2016/5/11/chartex" xmlns:cx6="http://schemas.microsoft.com/office/drawing/2016/5/12/chartex" xmlns:cx7="http://schemas.microsoft.com/office/drawing/2016/5/13/chartex" xmlns:cx8="http://schemas.microsoft.com/office/drawing/2016/5/14/chartex" xmlns:mc="http://schemas.openxmlformats.org/markup-compatibility/2006" xmlns:aink="http://schemas.microsoft.com/office/drawing/2016/ink" xmlns:am3d="http://schemas.microsoft.com/office/drawing/2017/model3d" xmlns:o="urn:schemas-microsoft-com:office:office" xmlns:oel="http://schemas.microsoft.com/office/2019/extlst" xmlns:r="http://schemas.openxmlformats.org/officeDocument/2006/relationships" xmlns:m="http://schemas.openxmlformats.org/officeDocument/2006/math" xmlns:v="urn:schemas-microsoft-com:vml" xmlns:wp14="http://schemas.microsoft.com/office/word/2010/wordprocessingDrawing" xmlns:wp="http://schemas.openxmlformats.org/drawingml/2006/wordprocessingDrawing" xmlns:w10="urn:schemas-microsoft-com:office:word" xmlns:w="http://schemas.openxmlformats.org/wordprocessingml/2006/main" xmlns:w14="http://schemas.microsoft.com/office/word/2010/wordml" xmlns:w15="http://schemas.microsoft.com/office/word/2012/wordml" xmlns:w16cex="http://schemas.microsoft.com/office/word/2018/wordml/cex" xmlns:w16cid="http://schemas.microsoft.com/office/word/2016/wordml/cid" xmlns:w16="http://schemas.microsoft.com/office/word/2018/wordml" xmlns:w16du="http://schemas.microsoft.com/office/word/2023/wordml/word16du" xmlns:w16sdtdh="http://schemas.microsoft.com/office/word/2020/wordml/sdtdatahash" xmlns:w16sdtfl="http://schemas.microsoft.com/office/word/2024/wordml/sdtformatlock" xmlns:w16se="http://schemas.microsoft.com/office/word/2015/wordml/symex" xmlns:wpg="http://schemas.microsoft.com/office/word/2010/wordprocessingGroup" xmlns:wpi="http://schemas.microsoft.com/office/word/2010/wordprocessingInk" xmlns:wne="http://schemas.microsoft.com/office/word/2006/wordml" xmlns:wps="http://schemas.microsoft.com/office/word/2010/wordprocessingShape" mc:Ignorable="w14 w15 w16se w16cid w16 w16cex w16sdtdh w16sdtfl w16du wp14">
   <w:body>
     <w:p>
       <w:pPr>
@@ -275,6 +275,7 @@
       <w:r>
         <w:rPr>
           <w:rFonts w:ascii="Times New Roman" w:eastAsia="Times New Roman" w:hAnsi="Times New Roman" w:cs="Times New Roman"/>
+          <w:color w:val="EE0000"/>
           <w:sz w:val="24"/>
           <w:szCs w:val="24"/>
         </w:rPr>
@@ -284,15 +285,17 @@
       <w:r>
         <w:rPr>
           <w:rFonts w:ascii="Times New Roman" w:eastAsia="Times New Roman" w:hAnsi="Times New Roman" w:cs="Times New Roman"/>
-          <w:sz w:val="24"/>
-          <w:szCs w:val="24"/>
-        </w:rPr>
-        <w:t xml:space="preserve"> </w:t>
-      </w:r>
-      <w:proofErr w:type="spellStart"/>
-      <w:r>
-        <w:rPr>
-          <w:rFonts w:ascii="Times New Roman" w:eastAsia="Times New Roman" w:hAnsi="Times New Roman" w:cs="Times New Roman"/>
+          <w:color w:val="EE0000"/>
+          <w:sz w:val="24"/>
+          <w:szCs w:val="24"/>
+        </w:rPr>
+        <w:t xml:space="preserve"> </w:t>
+      </w:r>
+      <w:proofErr w:type="spellStart"/>
+      <w:r>
+        <w:rPr>
+          <w:rFonts w:ascii="Times New Roman" w:eastAsia="Times New Roman" w:hAnsi="Times New Roman" w:cs="Times New Roman"/>
+          <w:color w:val="EE0000"/>
           <w:sz w:val="24"/>
           <w:szCs w:val="24"/>
         </w:rPr>
@@ -302,15 +305,17 @@
       <w:r>
         <w:rPr>
           <w:rFonts w:ascii="Times New Roman" w:eastAsia="Times New Roman" w:hAnsi="Times New Roman" w:cs="Times New Roman"/>
-          <w:sz w:val="24"/>
-          <w:szCs w:val="24"/>
-        </w:rPr>
-        <w:t xml:space="preserve"> </w:t>
-      </w:r>
-      <w:proofErr w:type="spellStart"/>
-      <w:r>
-        <w:rPr>
-          <w:rFonts w:ascii="Times New Roman" w:eastAsia="Times New Roman" w:hAnsi="Times New Roman" w:cs="Times New Roman"/>
+          <w:color w:val="EE0000"/>
+          <w:sz w:val="24"/>
+          <w:szCs w:val="24"/>
+        </w:rPr>
+        <w:t xml:space="preserve"> </w:t>
+      </w:r>
+      <w:proofErr w:type="spellStart"/>
+      <w:r>
+        <w:rPr>
+          <w:rFonts w:ascii="Times New Roman" w:eastAsia="Times New Roman" w:hAnsi="Times New Roman" w:cs="Times New Roman"/>
+          <w:color w:val="EE0000"/>
           <w:sz w:val="24"/>
           <w:szCs w:val="24"/>
         </w:rPr>
@@ -320,15 +325,17 @@
       <w:r>
         <w:rPr>
           <w:rFonts w:ascii="Times New Roman" w:eastAsia="Times New Roman" w:hAnsi="Times New Roman" w:cs="Times New Roman"/>
-          <w:sz w:val="24"/>
-          <w:szCs w:val="24"/>
-        </w:rPr>
-        <w:t xml:space="preserve"> </w:t>
-      </w:r>
-      <w:proofErr w:type="spellStart"/>
-      <w:r>
-        <w:rPr>
-          <w:rFonts w:ascii="Times New Roman" w:eastAsia="Times New Roman" w:hAnsi="Times New Roman" w:cs="Times New Roman"/>
+          <w:color w:val="EE0000"/>
+          <w:sz w:val="24"/>
+          <w:szCs w:val="24"/>
+        </w:rPr>
+        <w:t xml:space="preserve"> </w:t>
+      </w:r>
+      <w:proofErr w:type="spellStart"/>
+      <w:r>
+        <w:rPr>
+          <w:rFonts w:ascii="Times New Roman" w:eastAsia="Times New Roman" w:hAnsi="Times New Roman" w:cs="Times New Roman"/>
+          <w:color w:val="EE0000"/>
           <w:sz w:val="24"/>
           <w:szCs w:val="24"/>
         </w:rPr>
@@ -338,15 +345,17 @@
       <w:r>
         <w:rPr>
           <w:rFonts w:ascii="Times New Roman" w:eastAsia="Times New Roman" w:hAnsi="Times New Roman" w:cs="Times New Roman"/>
-          <w:sz w:val="24"/>
-          <w:szCs w:val="24"/>
-        </w:rPr>
-        <w:t xml:space="preserve"> </w:t>
-      </w:r>
-      <w:proofErr w:type="spellStart"/>
-      <w:r>
-        <w:rPr>
-          <w:rFonts w:ascii="Times New Roman" w:eastAsia="Times New Roman" w:hAnsi="Times New Roman" w:cs="Times New Roman"/>
+          <w:color w:val="EE0000"/>
+          <w:sz w:val="24"/>
+          <w:szCs w:val="24"/>
+        </w:rPr>
+        <w:t xml:space="preserve"> </w:t>
+      </w:r>
+      <w:proofErr w:type="spellStart"/>
+      <w:r>
+        <w:rPr>
+          <w:rFonts w:ascii="Times New Roman" w:eastAsia="Times New Roman" w:hAnsi="Times New Roman" w:cs="Times New Roman"/>
+          <w:color w:val="EE0000"/>
           <w:sz w:val="24"/>
           <w:szCs w:val="24"/>
         </w:rPr>
@@ -356,15 +365,17 @@
       <w:r>
         <w:rPr>
           <w:rFonts w:ascii="Times New Roman" w:eastAsia="Times New Roman" w:hAnsi="Times New Roman" w:cs="Times New Roman"/>
-          <w:sz w:val="24"/>
-          <w:szCs w:val="24"/>
-        </w:rPr>
-        <w:t xml:space="preserve"> </w:t>
-      </w:r>
-      <w:proofErr w:type="spellStart"/>
-      <w:r>
-        <w:rPr>
-          <w:rFonts w:ascii="Times New Roman" w:eastAsia="Times New Roman" w:hAnsi="Times New Roman" w:cs="Times New Roman"/>
+          <w:color w:val="EE0000"/>
+          <w:sz w:val="24"/>
+          <w:szCs w:val="24"/>
+        </w:rPr>
+        <w:t xml:space="preserve"> </w:t>
+      </w:r>
+      <w:proofErr w:type="spellStart"/>
+      <w:r>
+        <w:rPr>
+          <w:rFonts w:ascii="Times New Roman" w:eastAsia="Times New Roman" w:hAnsi="Times New Roman" w:cs="Times New Roman"/>
+          <w:color w:val="EE0000"/>
           <w:sz w:val="24"/>
           <w:szCs w:val="24"/>
         </w:rPr>
@@ -374,15 +385,17 @@
       <w:r>
         <w:rPr>
           <w:rFonts w:ascii="Times New Roman" w:eastAsia="Times New Roman" w:hAnsi="Times New Roman" w:cs="Times New Roman"/>
-          <w:sz w:val="24"/>
-          <w:szCs w:val="24"/>
-        </w:rPr>
-        <w:t xml:space="preserve"> </w:t>
-      </w:r>
-      <w:proofErr w:type="spellStart"/>
-      <w:r>
-        <w:rPr>
-          <w:rFonts w:ascii="Times New Roman" w:eastAsia="Times New Roman" w:hAnsi="Times New Roman" w:cs="Times New Roman"/>
+          <w:color w:val="EE0000"/>
+          <w:sz w:val="24"/>
+          <w:szCs w:val="24"/>
+        </w:rPr>
+        <w:t xml:space="preserve"> </w:t>
+      </w:r>
+      <w:proofErr w:type="spellStart"/>
+      <w:r>
+        <w:rPr>
+          <w:rFonts w:ascii="Times New Roman" w:eastAsia="Times New Roman" w:hAnsi="Times New Roman" w:cs="Times New Roman"/>
+          <w:color w:val="EE0000"/>
           <w:sz w:val="24"/>
           <w:szCs w:val="24"/>
         </w:rPr>
@@ -392,15 +405,17 @@
       <w:r>
         <w:rPr>
           <w:rFonts w:ascii="Times New Roman" w:eastAsia="Times New Roman" w:hAnsi="Times New Roman" w:cs="Times New Roman"/>
-          <w:sz w:val="24"/>
-          <w:szCs w:val="24"/>
-        </w:rPr>
-        <w:t xml:space="preserve"> </w:t>
-      </w:r>
-      <w:proofErr w:type="spellStart"/>
-      <w:r>
-        <w:rPr>
-          <w:rFonts w:ascii="Times New Roman" w:eastAsia="Times New Roman" w:hAnsi="Times New Roman" w:cs="Times New Roman"/>
+          <w:color w:val="EE0000"/>
+          <w:sz w:val="24"/>
+          <w:szCs w:val="24"/>
+        </w:rPr>
+        <w:t xml:space="preserve"> </w:t>
+      </w:r>
+      <w:proofErr w:type="spellStart"/>
+      <w:r>
+        <w:rPr>
+          <w:rFonts w:ascii="Times New Roman" w:eastAsia="Times New Roman" w:hAnsi="Times New Roman" w:cs="Times New Roman"/>
+          <w:color w:val="EE0000"/>
           <w:sz w:val="24"/>
           <w:szCs w:val="24"/>
         </w:rPr>
@@ -410,15 +425,17 @@
       <w:r>
         <w:rPr>
           <w:rFonts w:ascii="Times New Roman" w:eastAsia="Times New Roman" w:hAnsi="Times New Roman" w:cs="Times New Roman"/>
-          <w:sz w:val="24"/>
-          <w:szCs w:val="24"/>
-        </w:rPr>
-        <w:t xml:space="preserve"> </w:t>
-      </w:r>
-      <w:proofErr w:type="spellStart"/>
-      <w:r>
-        <w:rPr>
-          <w:rFonts w:ascii="Times New Roman" w:eastAsia="Times New Roman" w:hAnsi="Times New Roman" w:cs="Times New Roman"/>
+          <w:color w:val="EE0000"/>
+          <w:sz w:val="24"/>
+          <w:szCs w:val="24"/>
+        </w:rPr>
+        <w:t xml:space="preserve"> </w:t>
+      </w:r>
+      <w:proofErr w:type="spellStart"/>
+      <w:r>
+        <w:rPr>
+          <w:rFonts w:ascii="Times New Roman" w:eastAsia="Times New Roman" w:hAnsi="Times New Roman" w:cs="Times New Roman"/>
+          <w:color w:val="EE0000"/>
           <w:sz w:val="24"/>
           <w:szCs w:val="24"/>
         </w:rPr>
@@ -428,15 +445,17 @@
       <w:r>
         <w:rPr>
           <w:rFonts w:ascii="Times New Roman" w:eastAsia="Times New Roman" w:hAnsi="Times New Roman" w:cs="Times New Roman"/>
-          <w:sz w:val="24"/>
-          <w:szCs w:val="24"/>
-        </w:rPr>
-        <w:t xml:space="preserve"> </w:t>
-      </w:r>
-      <w:proofErr w:type="spellStart"/>
-      <w:r>
-        <w:rPr>
-          <w:rFonts w:ascii="Times New Roman" w:eastAsia="Times New Roman" w:hAnsi="Times New Roman" w:cs="Times New Roman"/>
+          <w:color w:val="EE0000"/>
+          <w:sz w:val="24"/>
+          <w:szCs w:val="24"/>
+        </w:rPr>
+        <w:t xml:space="preserve"> </w:t>
+      </w:r>
+      <w:proofErr w:type="spellStart"/>
+      <w:r>
+        <w:rPr>
+          <w:rFonts w:ascii="Times New Roman" w:eastAsia="Times New Roman" w:hAnsi="Times New Roman" w:cs="Times New Roman"/>
+          <w:color w:val="EE0000"/>
           <w:sz w:val="24"/>
           <w:szCs w:val="24"/>
         </w:rPr>
@@ -668,7 +687,6 @@
           <w:szCs w:val="24"/>
         </w:rPr>
       </w:pPr>
-      <w:proofErr w:type="spellStart"/>
       <w:r>
         <w:rPr>
           <w:rFonts w:ascii="Times New Roman" w:eastAsia="Times New Roman" w:hAnsi="Times New Roman" w:cs="Times New Roman"/>
@@ -677,18 +695,7 @@
           <w:sz w:val="24"/>
           <w:szCs w:val="24"/>
         </w:rPr>
-        <w:t>Định</w:t>
-      </w:r>
-      <w:proofErr w:type="spellEnd"/>
-      <w:r>
-        <w:rPr>
-          <w:rFonts w:ascii="Times New Roman" w:eastAsia="Times New Roman" w:hAnsi="Times New Roman" w:cs="Times New Roman"/>
-          <w:b/>
-          <w:bCs/>
-          <w:sz w:val="24"/>
-          <w:szCs w:val="24"/>
-        </w:rPr>
-        <w:t xml:space="preserve"> </w:t>
+        <w:t xml:space="preserve">Định </w:t>
       </w:r>
       <w:proofErr w:type="spellStart"/>
       <w:r>
@@ -1162,7 +1169,6 @@
           <w:szCs w:val="24"/>
         </w:rPr>
       </w:pPr>
-      <w:proofErr w:type="spellStart"/>
       <w:r>
         <w:rPr>
           <w:rFonts w:ascii="Times New Roman" w:eastAsia="Times New Roman" w:hAnsi="Times New Roman" w:cs="Times New Roman"/>
@@ -1171,18 +1177,7 @@
           <w:sz w:val="24"/>
           <w:szCs w:val="24"/>
         </w:rPr>
-        <w:t>Lưu</w:t>
-      </w:r>
-      <w:proofErr w:type="spellEnd"/>
-      <w:r>
-        <w:rPr>
-          <w:rFonts w:ascii="Times New Roman" w:eastAsia="Times New Roman" w:hAnsi="Times New Roman" w:cs="Times New Roman"/>
-          <w:b/>
-          <w:bCs/>
-          <w:sz w:val="24"/>
-          <w:szCs w:val="24"/>
-        </w:rPr>
-        <w:t xml:space="preserve"> </w:t>
+        <w:t xml:space="preserve">Lưu </w:t>
       </w:r>
       <w:proofErr w:type="spellStart"/>
       <w:r>
@@ -1512,7 +1507,6 @@
           <w:szCs w:val="24"/>
         </w:rPr>
       </w:pPr>
-      <w:proofErr w:type="spellStart"/>
       <w:r>
         <w:rPr>
           <w:rFonts w:ascii="Times New Roman" w:eastAsia="Times New Roman" w:hAnsi="Times New Roman" w:cs="Times New Roman"/>
@@ -1521,18 +1515,7 @@
           <w:sz w:val="24"/>
           <w:szCs w:val="24"/>
         </w:rPr>
-        <w:t>Bảo</w:t>
-      </w:r>
-      <w:proofErr w:type="spellEnd"/>
-      <w:r>
-        <w:rPr>
-          <w:rFonts w:ascii="Times New Roman" w:eastAsia="Times New Roman" w:hAnsi="Times New Roman" w:cs="Times New Roman"/>
-          <w:b/>
-          <w:bCs/>
-          <w:sz w:val="24"/>
-          <w:szCs w:val="24"/>
-        </w:rPr>
-        <w:t xml:space="preserve"> </w:t>
+        <w:t xml:space="preserve">Bảo </w:t>
       </w:r>
       <w:proofErr w:type="spellStart"/>
       <w:r>
@@ -1667,17 +1650,7 @@
           <w:sz w:val="24"/>
           <w:szCs w:val="24"/>
         </w:rPr>
-        <w:t>m</w:t>
-      </w:r>
-      <w:bookmarkStart w:id="0" w:name="_GoBack"/>
-      <w:bookmarkEnd w:id="0"/>
-      <w:r>
-        <w:rPr>
-          <w:rFonts w:ascii="Times New Roman" w:eastAsia="Times New Roman" w:hAnsi="Times New Roman" w:cs="Times New Roman"/>
-          <w:sz w:val="24"/>
-          <w:szCs w:val="24"/>
-        </w:rPr>
-        <w:t>áy</w:t>
+        <w:t>máy</w:t>
       </w:r>
       <w:proofErr w:type="spellEnd"/>
       <w:r>
@@ -2260,23 +2233,13 @@
           <w:szCs w:val="24"/>
         </w:rPr>
       </w:pPr>
-      <w:proofErr w:type="spellStart"/>
-      <w:r>
-        <w:rPr>
-          <w:rFonts w:ascii="Times New Roman" w:eastAsia="Times New Roman" w:hAnsi="Times New Roman" w:cs="Times New Roman"/>
-          <w:sz w:val="24"/>
-          <w:szCs w:val="24"/>
-        </w:rPr>
-        <w:t>Các</w:t>
-      </w:r>
-      <w:proofErr w:type="spellEnd"/>
-      <w:r>
-        <w:rPr>
-          <w:rFonts w:ascii="Times New Roman" w:eastAsia="Times New Roman" w:hAnsi="Times New Roman" w:cs="Times New Roman"/>
-          <w:sz w:val="24"/>
-          <w:szCs w:val="24"/>
-        </w:rPr>
-        <w:t xml:space="preserve"> </w:t>
+      <w:r>
+        <w:rPr>
+          <w:rFonts w:ascii="Times New Roman" w:eastAsia="Times New Roman" w:hAnsi="Times New Roman" w:cs="Times New Roman"/>
+          <w:sz w:val="24"/>
+          <w:szCs w:val="24"/>
+        </w:rPr>
+        <w:t xml:space="preserve">Các </w:t>
       </w:r>
       <w:proofErr w:type="spellStart"/>
       <w:r>
@@ -4027,7 +3990,6 @@
         <w:t xml:space="preserve"> </w:t>
       </w:r>
       <w:proofErr w:type="spellStart"/>
-      <w:proofErr w:type="gramStart"/>
       <w:r>
         <w:rPr>
           <w:rFonts w:ascii="Times New Roman" w:eastAsia="Times New Roman" w:hAnsi="Times New Roman" w:cs="Times New Roman"/>
@@ -4037,7 +3999,6 @@
         <w:t>theo</w:t>
       </w:r>
       <w:proofErr w:type="spellEnd"/>
-      <w:proofErr w:type="gramEnd"/>
       <w:r>
         <w:rPr>
           <w:rFonts w:ascii="Times New Roman" w:eastAsia="Times New Roman" w:hAnsi="Times New Roman" w:cs="Times New Roman"/>
@@ -4101,7 +4062,6 @@
           <w:szCs w:val="24"/>
         </w:rPr>
       </w:pPr>
-      <w:proofErr w:type="spellStart"/>
       <w:r>
         <w:rPr>
           <w:rFonts w:ascii="Times New Roman" w:eastAsia="Times New Roman" w:hAnsi="Times New Roman" w:cs="Times New Roman"/>
@@ -4110,18 +4070,7 @@
           <w:sz w:val="24"/>
           <w:szCs w:val="24"/>
         </w:rPr>
-        <w:t>Định</w:t>
-      </w:r>
-      <w:proofErr w:type="spellEnd"/>
-      <w:r>
-        <w:rPr>
-          <w:rFonts w:ascii="Times New Roman" w:eastAsia="Times New Roman" w:hAnsi="Times New Roman" w:cs="Times New Roman"/>
-          <w:b/>
-          <w:bCs/>
-          <w:sz w:val="24"/>
-          <w:szCs w:val="24"/>
-        </w:rPr>
-        <w:t xml:space="preserve"> </w:t>
+        <w:t xml:space="preserve">Định </w:t>
       </w:r>
       <w:proofErr w:type="spellStart"/>
       <w:r>
@@ -4685,7 +4634,6 @@
           <w:szCs w:val="24"/>
         </w:rPr>
       </w:pPr>
-      <w:proofErr w:type="spellStart"/>
       <w:r>
         <w:rPr>
           <w:rFonts w:ascii="Times New Roman" w:eastAsia="Times New Roman" w:hAnsi="Times New Roman" w:cs="Times New Roman"/>
@@ -4694,18 +4642,7 @@
           <w:sz w:val="24"/>
           <w:szCs w:val="24"/>
         </w:rPr>
-        <w:t>Lưu</w:t>
-      </w:r>
-      <w:proofErr w:type="spellEnd"/>
-      <w:r>
-        <w:rPr>
-          <w:rFonts w:ascii="Times New Roman" w:eastAsia="Times New Roman" w:hAnsi="Times New Roman" w:cs="Times New Roman"/>
-          <w:b/>
-          <w:bCs/>
-          <w:sz w:val="24"/>
-          <w:szCs w:val="24"/>
-        </w:rPr>
-        <w:t xml:space="preserve"> </w:t>
+        <w:t xml:space="preserve">Lưu </w:t>
       </w:r>
       <w:proofErr w:type="spellStart"/>
       <w:r>
@@ -5143,7 +5080,6 @@
           <w:szCs w:val="24"/>
         </w:rPr>
       </w:pPr>
-      <w:proofErr w:type="spellStart"/>
       <w:r>
         <w:rPr>
           <w:rFonts w:ascii="Times New Roman" w:eastAsia="Times New Roman" w:hAnsi="Times New Roman" w:cs="Times New Roman"/>
@@ -5152,18 +5088,7 @@
           <w:sz w:val="24"/>
           <w:szCs w:val="24"/>
         </w:rPr>
-        <w:t>Bảo</w:t>
-      </w:r>
-      <w:proofErr w:type="spellEnd"/>
-      <w:r>
-        <w:rPr>
-          <w:rFonts w:ascii="Times New Roman" w:eastAsia="Times New Roman" w:hAnsi="Times New Roman" w:cs="Times New Roman"/>
-          <w:b/>
-          <w:bCs/>
-          <w:sz w:val="24"/>
-          <w:szCs w:val="24"/>
-        </w:rPr>
-        <w:t xml:space="preserve"> </w:t>
+        <w:t xml:space="preserve">Bảo </w:t>
       </w:r>
       <w:proofErr w:type="spellStart"/>
       <w:r>
@@ -5691,23 +5616,13 @@
           <w:szCs w:val="24"/>
         </w:rPr>
       </w:pPr>
-      <w:proofErr w:type="spellStart"/>
-      <w:r>
-        <w:rPr>
-          <w:rFonts w:ascii="Times New Roman" w:eastAsia="Times New Roman" w:hAnsi="Times New Roman" w:cs="Times New Roman"/>
-          <w:sz w:val="24"/>
-          <w:szCs w:val="24"/>
-        </w:rPr>
-        <w:t>Tuy</w:t>
-      </w:r>
-      <w:proofErr w:type="spellEnd"/>
-      <w:r>
-        <w:rPr>
-          <w:rFonts w:ascii="Times New Roman" w:eastAsia="Times New Roman" w:hAnsi="Times New Roman" w:cs="Times New Roman"/>
-          <w:sz w:val="24"/>
-          <w:szCs w:val="24"/>
-        </w:rPr>
-        <w:t xml:space="preserve"> </w:t>
+      <w:r>
+        <w:rPr>
+          <w:rFonts w:ascii="Times New Roman" w:eastAsia="Times New Roman" w:hAnsi="Times New Roman" w:cs="Times New Roman"/>
+          <w:sz w:val="24"/>
+          <w:szCs w:val="24"/>
+        </w:rPr>
+        <w:t xml:space="preserve">Tuy </w:t>
       </w:r>
       <w:proofErr w:type="spellStart"/>
       <w:r>
@@ -7041,25 +6956,7 @@
           <w:sz w:val="24"/>
           <w:szCs w:val="24"/>
         </w:rPr>
-        <w:t xml:space="preserve">. </w:t>
-      </w:r>
-      <w:proofErr w:type="spellStart"/>
-      <w:r>
-        <w:rPr>
-          <w:rFonts w:ascii="Times New Roman" w:eastAsia="Times New Roman" w:hAnsi="Times New Roman" w:cs="Times New Roman"/>
-          <w:sz w:val="24"/>
-          <w:szCs w:val="24"/>
-        </w:rPr>
-        <w:t>Tuy</w:t>
-      </w:r>
-      <w:proofErr w:type="spellEnd"/>
-      <w:r>
-        <w:rPr>
-          <w:rFonts w:ascii="Times New Roman" w:eastAsia="Times New Roman" w:hAnsi="Times New Roman" w:cs="Times New Roman"/>
-          <w:sz w:val="24"/>
-          <w:szCs w:val="24"/>
-        </w:rPr>
-        <w:t xml:space="preserve"> </w:t>
+        <w:t xml:space="preserve">. Tuy </w:t>
       </w:r>
       <w:proofErr w:type="spellStart"/>
       <w:r>
@@ -8205,7 +8102,6 @@
           <w:szCs w:val="24"/>
         </w:rPr>
       </w:pPr>
-      <w:proofErr w:type="spellStart"/>
       <w:r>
         <w:rPr>
           <w:rFonts w:ascii="Times New Roman" w:eastAsia="Times New Roman" w:hAnsi="Times New Roman" w:cs="Times New Roman"/>
@@ -8214,18 +8110,7 @@
           <w:sz w:val="24"/>
           <w:szCs w:val="24"/>
         </w:rPr>
-        <w:t>Lưu</w:t>
-      </w:r>
-      <w:proofErr w:type="spellEnd"/>
-      <w:r>
-        <w:rPr>
-          <w:rFonts w:ascii="Times New Roman" w:eastAsia="Times New Roman" w:hAnsi="Times New Roman" w:cs="Times New Roman"/>
-          <w:b/>
-          <w:bCs/>
-          <w:sz w:val="24"/>
-          <w:szCs w:val="24"/>
-        </w:rPr>
-        <w:t xml:space="preserve"> </w:t>
+        <w:t xml:space="preserve">Lưu </w:t>
       </w:r>
       <w:proofErr w:type="spellStart"/>
       <w:r>
@@ -8451,7 +8336,6 @@
           <w:szCs w:val="24"/>
         </w:rPr>
       </w:pPr>
-      <w:proofErr w:type="spellStart"/>
       <w:r>
         <w:rPr>
           <w:rFonts w:ascii="Times New Roman" w:eastAsia="Times New Roman" w:hAnsi="Times New Roman" w:cs="Times New Roman"/>
@@ -8460,18 +8344,7 @@
           <w:sz w:val="24"/>
           <w:szCs w:val="24"/>
         </w:rPr>
-        <w:t>Bảo</w:t>
-      </w:r>
-      <w:proofErr w:type="spellEnd"/>
-      <w:r>
-        <w:rPr>
-          <w:rFonts w:ascii="Times New Roman" w:eastAsia="Times New Roman" w:hAnsi="Times New Roman" w:cs="Times New Roman"/>
-          <w:b/>
-          <w:bCs/>
-          <w:sz w:val="24"/>
-          <w:szCs w:val="24"/>
-        </w:rPr>
-        <w:t xml:space="preserve"> </w:t>
+        <w:t xml:space="preserve">Bảo </w:t>
       </w:r>
       <w:proofErr w:type="spellStart"/>
       <w:r>
@@ -9346,25 +9219,7 @@
           <w:sz w:val="24"/>
           <w:szCs w:val="24"/>
         </w:rPr>
-        <w:t xml:space="preserve"> </w:t>
-      </w:r>
-      <w:proofErr w:type="spellStart"/>
-      <w:r>
-        <w:rPr>
-          <w:rFonts w:ascii="Times New Roman" w:eastAsia="Times New Roman" w:hAnsi="Times New Roman" w:cs="Times New Roman"/>
-          <w:sz w:val="24"/>
-          <w:szCs w:val="24"/>
-        </w:rPr>
-        <w:t>Lưu</w:t>
-      </w:r>
-      <w:proofErr w:type="spellEnd"/>
-      <w:r>
-        <w:rPr>
-          <w:rFonts w:ascii="Times New Roman" w:eastAsia="Times New Roman" w:hAnsi="Times New Roman" w:cs="Times New Roman"/>
-          <w:sz w:val="24"/>
-          <w:szCs w:val="24"/>
-        </w:rPr>
-        <w:t xml:space="preserve"> </w:t>
+        <w:t xml:space="preserve"> Lưu </w:t>
       </w:r>
       <w:proofErr w:type="spellStart"/>
       <w:r>
@@ -9655,7 +9510,6 @@
         <w:t xml:space="preserve"> </w:t>
       </w:r>
       <w:proofErr w:type="spellStart"/>
-      <w:proofErr w:type="gramStart"/>
       <w:r>
         <w:rPr>
           <w:rFonts w:ascii="Times New Roman" w:eastAsia="Times New Roman" w:hAnsi="Times New Roman" w:cs="Times New Roman"/>
@@ -9665,7 +9519,6 @@
         <w:t>theo</w:t>
       </w:r>
       <w:proofErr w:type="spellEnd"/>
-      <w:proofErr w:type="gramEnd"/>
       <w:r>
         <w:rPr>
           <w:rFonts w:ascii="Times New Roman" w:eastAsia="Times New Roman" w:hAnsi="Times New Roman" w:cs="Times New Roman"/>
@@ -9722,25 +9575,7 @@
           <w:sz w:val="24"/>
           <w:szCs w:val="24"/>
         </w:rPr>
-        <w:t xml:space="preserve"> </w:t>
-      </w:r>
-      <w:proofErr w:type="spellStart"/>
-      <w:r>
-        <w:rPr>
-          <w:rFonts w:ascii="Times New Roman" w:eastAsia="Times New Roman" w:hAnsi="Times New Roman" w:cs="Times New Roman"/>
-          <w:sz w:val="24"/>
-          <w:szCs w:val="24"/>
-        </w:rPr>
-        <w:t>Lưu</w:t>
-      </w:r>
-      <w:proofErr w:type="spellEnd"/>
-      <w:r>
-        <w:rPr>
-          <w:rFonts w:ascii="Times New Roman" w:eastAsia="Times New Roman" w:hAnsi="Times New Roman" w:cs="Times New Roman"/>
-          <w:sz w:val="24"/>
-          <w:szCs w:val="24"/>
-        </w:rPr>
-        <w:t xml:space="preserve"> </w:t>
+        <w:t xml:space="preserve"> Lưu </w:t>
       </w:r>
       <w:proofErr w:type="spellStart"/>
       <w:r>
@@ -10058,23 +9893,13 @@
           <w:szCs w:val="24"/>
         </w:rPr>
       </w:pPr>
-      <w:proofErr w:type="spellStart"/>
-      <w:r>
-        <w:rPr>
-          <w:rFonts w:ascii="Times New Roman" w:eastAsia="Times New Roman" w:hAnsi="Times New Roman" w:cs="Times New Roman"/>
-          <w:sz w:val="24"/>
-          <w:szCs w:val="24"/>
-        </w:rPr>
-        <w:t>Hy</w:t>
-      </w:r>
-      <w:proofErr w:type="spellEnd"/>
-      <w:r>
-        <w:rPr>
-          <w:rFonts w:ascii="Times New Roman" w:eastAsia="Times New Roman" w:hAnsi="Times New Roman" w:cs="Times New Roman"/>
-          <w:sz w:val="24"/>
-          <w:szCs w:val="24"/>
-        </w:rPr>
-        <w:t xml:space="preserve"> </w:t>
+      <w:r>
+        <w:rPr>
+          <w:rFonts w:ascii="Times New Roman" w:eastAsia="Times New Roman" w:hAnsi="Times New Roman" w:cs="Times New Roman"/>
+          <w:sz w:val="24"/>
+          <w:szCs w:val="24"/>
+        </w:rPr>
+        <w:t xml:space="preserve">Hy </w:t>
       </w:r>
       <w:proofErr w:type="spellStart"/>
       <w:r>
@@ -10323,8 +10148,8 @@
 </file>
 
 <file path=word/numbering.xml><?xml version="1.0" encoding="utf-8"?>
-<w:numbering xmlns:wpc="http://schemas.microsoft.com/office/word/2010/wordprocessingCanvas" xmlns:mc="http://schemas.openxmlformats.org/markup-compatibility/2006" xmlns:o="urn:schemas-microsoft-com:office:office" xmlns:r="http://schemas.openxmlformats.org/officeDocument/2006/relationships" xmlns:m="http://schemas.openxmlformats.org/officeDocument/2006/math" xmlns:v="urn:schemas-microsoft-com:vml" xmlns:wp14="http://schemas.microsoft.com/office/word/2010/wordprocessingDrawing" xmlns:wp="http://schemas.openxmlformats.org/drawingml/2006/wordprocessingDrawing" xmlns:w10="urn:schemas-microsoft-com:office:word" xmlns:w="http://schemas.openxmlformats.org/wordprocessingml/2006/main" xmlns:w14="http://schemas.microsoft.com/office/word/2010/wordml" xmlns:w15="http://schemas.microsoft.com/office/word/2012/wordml" xmlns:wpg="http://schemas.microsoft.com/office/word/2010/wordprocessingGroup" xmlns:wpi="http://schemas.microsoft.com/office/word/2010/wordprocessingInk" xmlns:wne="http://schemas.microsoft.com/office/word/2006/wordml" xmlns:wps="http://schemas.microsoft.com/office/word/2010/wordprocessingShape" mc:Ignorable="w14 w15 wp14">
-  <w:abstractNum w:abstractNumId="0">
+<w:numbering xmlns:wpc="http://schemas.microsoft.com/office/word/2010/wordprocessingCanvas" xmlns:cx="http://schemas.microsoft.com/office/drawing/2014/chartex" xmlns:cx1="http://schemas.microsoft.com/office/drawing/2015/9/8/chartex" xmlns:cx2="http://schemas.microsoft.com/office/drawing/2015/10/21/chartex" xmlns:cx3="http://schemas.microsoft.com/office/drawing/2016/5/9/chartex" xmlns:cx4="http://schemas.microsoft.com/office/drawing/2016/5/10/chartex" xmlns:cx5="http://schemas.microsoft.com/office/drawing/2016/5/11/chartex" xmlns:cx6="http://schemas.microsoft.com/office/drawing/2016/5/12/chartex" xmlns:cx7="http://schemas.microsoft.com/office/drawing/2016/5/13/chartex" xmlns:cx8="http://schemas.microsoft.com/office/drawing/2016/5/14/chartex" xmlns:mc="http://schemas.openxmlformats.org/markup-compatibility/2006" xmlns:aink="http://schemas.microsoft.com/office/drawing/2016/ink" xmlns:am3d="http://schemas.microsoft.com/office/drawing/2017/model3d" xmlns:o="urn:schemas-microsoft-com:office:office" xmlns:oel="http://schemas.microsoft.com/office/2019/extlst" xmlns:r="http://schemas.openxmlformats.org/officeDocument/2006/relationships" xmlns:m="http://schemas.openxmlformats.org/officeDocument/2006/math" xmlns:v="urn:schemas-microsoft-com:vml" xmlns:wp14="http://schemas.microsoft.com/office/word/2010/wordprocessingDrawing" xmlns:wp="http://schemas.openxmlformats.org/drawingml/2006/wordprocessingDrawing" xmlns:w10="urn:schemas-microsoft-com:office:word" xmlns:w="http://schemas.openxmlformats.org/wordprocessingml/2006/main" xmlns:w14="http://schemas.microsoft.com/office/word/2010/wordml" xmlns:w15="http://schemas.microsoft.com/office/word/2012/wordml" xmlns:w16cex="http://schemas.microsoft.com/office/word/2018/wordml/cex" xmlns:w16cid="http://schemas.microsoft.com/office/word/2016/wordml/cid" xmlns:w16="http://schemas.microsoft.com/office/word/2018/wordml" xmlns:w16du="http://schemas.microsoft.com/office/word/2023/wordml/word16du" xmlns:w16sdtdh="http://schemas.microsoft.com/office/word/2020/wordml/sdtdatahash" xmlns:w16sdtfl="http://schemas.microsoft.com/office/word/2024/wordml/sdtformatlock" xmlns:w16se="http://schemas.microsoft.com/office/word/2015/wordml/symex" xmlns:wpg="http://schemas.microsoft.com/office/word/2010/wordprocessingGroup" xmlns:wpi="http://schemas.microsoft.com/office/word/2010/wordprocessingInk" xmlns:wne="http://schemas.microsoft.com/office/word/2006/wordml" xmlns:wps="http://schemas.microsoft.com/office/word/2010/wordprocessingShape" mc:Ignorable="w14 w15 w16se w16cid w16 w16cex w16sdtdh w16sdtfl w16du wp14">
+  <w:abstractNum w:abstractNumId="0" w15:restartNumberingAfterBreak="0">
     <w:nsid w:val="31D2064D"/>
     <w:multiLevelType w:val="multilevel"/>
     <w:tmpl w:val="EF30B6D0"/>
@@ -10473,7 +10298,7 @@
       </w:rPr>
     </w:lvl>
   </w:abstractNum>
-  <w:abstractNum w:abstractNumId="1">
+  <w:abstractNum w:abstractNumId="1" w15:restartNumberingAfterBreak="0">
     <w:nsid w:val="3EE8049C"/>
     <w:multiLevelType w:val="multilevel"/>
     <w:tmpl w:val="FDB25C96"/>
@@ -10622,7 +10447,7 @@
       </w:rPr>
     </w:lvl>
   </w:abstractNum>
-  <w:abstractNum w:abstractNumId="2">
+  <w:abstractNum w:abstractNumId="2" w15:restartNumberingAfterBreak="0">
     <w:nsid w:val="463D5AB1"/>
     <w:multiLevelType w:val="multilevel"/>
     <w:tmpl w:val="0D4CA29A"/>
@@ -10739,7 +10564,7 @@
       </w:pPr>
     </w:lvl>
   </w:abstractNum>
-  <w:abstractNum w:abstractNumId="3">
+  <w:abstractNum w:abstractNumId="3" w15:restartNumberingAfterBreak="0">
     <w:nsid w:val="687A4B18"/>
     <w:multiLevelType w:val="multilevel"/>
     <w:tmpl w:val="5E6CDE9C"/>
@@ -10856,23 +10681,23 @@
       </w:pPr>
     </w:lvl>
   </w:abstractNum>
-  <w:num w:numId="1">
+  <w:num w:numId="1" w16cid:durableId="1120807287">
     <w:abstractNumId w:val="3"/>
   </w:num>
-  <w:num w:numId="2">
+  <w:num w:numId="2" w16cid:durableId="2077392343">
     <w:abstractNumId w:val="2"/>
   </w:num>
-  <w:num w:numId="3">
+  <w:num w:numId="3" w16cid:durableId="1562860796">
     <w:abstractNumId w:val="1"/>
   </w:num>
-  <w:num w:numId="4">
+  <w:num w:numId="4" w16cid:durableId="1164510331">
     <w:abstractNumId w:val="0"/>
   </w:num>
 </w:numbering>
 </file>
 
 <file path=word/styles.xml><?xml version="1.0" encoding="utf-8"?>
-<w:styles xmlns:mc="http://schemas.openxmlformats.org/markup-compatibility/2006" xmlns:r="http://schemas.openxmlformats.org/officeDocument/2006/relationships" xmlns:w="http://schemas.openxmlformats.org/wordprocessingml/2006/main" xmlns:w14="http://schemas.microsoft.com/office/word/2010/wordml" xmlns:w15="http://schemas.microsoft.com/office/word/2012/wordml" mc:Ignorable="w14 w15">
+<w:styles xmlns:mc="http://schemas.openxmlformats.org/markup-compatibility/2006" xmlns:r="http://schemas.openxmlformats.org/officeDocument/2006/relationships" xmlns:w="http://schemas.openxmlformats.org/wordprocessingml/2006/main" xmlns:w14="http://schemas.microsoft.com/office/word/2010/wordml" xmlns:w15="http://schemas.microsoft.com/office/word/2012/wordml" xmlns:w16cex="http://schemas.microsoft.com/office/word/2018/wordml/cex" xmlns:w16cid="http://schemas.microsoft.com/office/word/2016/wordml/cid" xmlns:w16="http://schemas.microsoft.com/office/word/2018/wordml" xmlns:w16du="http://schemas.microsoft.com/office/word/2023/wordml/word16du" xmlns:w16sdtdh="http://schemas.microsoft.com/office/word/2020/wordml/sdtdatahash" xmlns:w16sdtfl="http://schemas.microsoft.com/office/word/2024/wordml/sdtformatlock" xmlns:w16se="http://schemas.microsoft.com/office/word/2015/wordml/symex" mc:Ignorable="w14 w15 w16se w16cid w16 w16cex w16sdtdh w16sdtfl w16du">
   <w:docDefaults>
     <w:rPrDefault>
       <w:rPr>
@@ -10888,7 +10713,7 @@
       </w:pPr>
     </w:pPrDefault>
   </w:docDefaults>
-  <w:latentStyles w:defLockedState="0" w:defUIPriority="99" w:defSemiHidden="0" w:defUnhideWhenUsed="0" w:defQFormat="0" w:count="371">
+  <w:latentStyles w:defLockedState="0" w:defUIPriority="99" w:defSemiHidden="0" w:defUnhideWhenUsed="0" w:defQFormat="0" w:count="376">
     <w:lsdException w:name="Normal" w:uiPriority="0" w:qFormat="1"/>
     <w:lsdException w:name="heading 1" w:uiPriority="9" w:qFormat="1"/>
     <w:lsdException w:name="heading 2" w:semiHidden="1" w:uiPriority="9" w:unhideWhenUsed="1" w:qFormat="1"/>
@@ -11260,6 +11085,11 @@
     <w:lsdException w:name="List Table 5 Dark Accent 6" w:uiPriority="50"/>
     <w:lsdException w:name="List Table 6 Colorful Accent 6" w:uiPriority="51"/>
     <w:lsdException w:name="List Table 7 Colorful Accent 6" w:uiPriority="52"/>
+    <w:lsdException w:name="Mention" w:semiHidden="1" w:unhideWhenUsed="1"/>
+    <w:lsdException w:name="Smart Hyperlink" w:semiHidden="1" w:unhideWhenUsed="1"/>
+    <w:lsdException w:name="Hashtag" w:semiHidden="1" w:unhideWhenUsed="1"/>
+    <w:lsdException w:name="Unresolved Mention" w:semiHidden="1" w:unhideWhenUsed="1"/>
+    <w:lsdException w:name="Smart Link" w:semiHidden="1" w:unhideWhenUsed="1"/>
   </w:latentStyles>
   <w:style w:type="paragraph" w:default="1" w:styleId="Normal">
     <w:name w:val="Normal"/>

--- a/Web Knowledge/BE/Session vs Cookie.docx
+++ b/Web Knowledge/BE/Session vs Cookie.docx
@@ -10136,6 +10136,470 @@
         <w:t xml:space="preserve"> session.</w:t>
       </w:r>
     </w:p>
+    <w:p>
+      <w:proofErr w:type="spellStart"/>
+      <w:r>
+        <w:t>Có</w:t>
+      </w:r>
+      <w:proofErr w:type="spellEnd"/>
+      <w:r>
+        <w:t xml:space="preserve"> 2 </w:t>
+      </w:r>
+      <w:proofErr w:type="spellStart"/>
+      <w:r>
+        <w:t>loại</w:t>
+      </w:r>
+      <w:proofErr w:type="spellEnd"/>
+      <w:r>
+        <w:t xml:space="preserve"> cookie:</w:t>
+      </w:r>
+      <w:r>
+        <w:br/>
+      </w:r>
+    </w:p>
+    <w:tbl>
+      <w:tblPr>
+        <w:tblW w:w="0" w:type="auto"/>
+        <w:tblCellSpacing w:w="15" w:type="dxa"/>
+        <w:tblCellMar>
+          <w:top w:w="15" w:type="dxa"/>
+          <w:left w:w="15" w:type="dxa"/>
+          <w:bottom w:w="15" w:type="dxa"/>
+          <w:right w:w="15" w:type="dxa"/>
+        </w:tblCellMar>
+        <w:tblLook w:val="04A0" w:firstRow="1" w:lastRow="0" w:firstColumn="1" w:lastColumn="0" w:noHBand="0" w:noVBand="1"/>
+      </w:tblPr>
+      <w:tblGrid>
+        <w:gridCol w:w="3219"/>
+        <w:gridCol w:w="2616"/>
+        <w:gridCol w:w="3525"/>
+      </w:tblGrid>
+      <w:tr>
+        <w:trPr>
+          <w:tblHeader/>
+          <w:tblCellSpacing w:w="15" w:type="dxa"/>
+        </w:trPr>
+        <w:tc>
+          <w:tcPr>
+            <w:tcW w:w="0" w:type="auto"/>
+            <w:vAlign w:val="center"/>
+            <w:hideMark/>
+          </w:tcPr>
+          <w:p>
+            <w:pPr>
+              <w:rPr>
+                <w:b/>
+                <w:bCs/>
+              </w:rPr>
+            </w:pPr>
+            <w:proofErr w:type="spellStart"/>
+            <w:r>
+              <w:rPr>
+                <w:b/>
+                <w:bCs/>
+              </w:rPr>
+              <w:t>Loại</w:t>
+            </w:r>
+            <w:proofErr w:type="spellEnd"/>
+            <w:r>
+              <w:rPr>
+                <w:b/>
+                <w:bCs/>
+              </w:rPr>
+              <w:t xml:space="preserve"> </w:t>
+            </w:r>
+            <w:proofErr w:type="spellStart"/>
+            <w:r>
+              <w:rPr>
+                <w:b/>
+                <w:bCs/>
+              </w:rPr>
+              <w:t>lưu</w:t>
+            </w:r>
+            <w:proofErr w:type="spellEnd"/>
+            <w:r>
+              <w:rPr>
+                <w:b/>
+                <w:bCs/>
+              </w:rPr>
+              <w:t xml:space="preserve"> </w:t>
+            </w:r>
+            <w:proofErr w:type="spellStart"/>
+            <w:r>
+              <w:rPr>
+                <w:b/>
+                <w:bCs/>
+              </w:rPr>
+              <w:t>đăng</w:t>
+            </w:r>
+            <w:proofErr w:type="spellEnd"/>
+            <w:r>
+              <w:rPr>
+                <w:b/>
+                <w:bCs/>
+              </w:rPr>
+              <w:t xml:space="preserve"> </w:t>
+            </w:r>
+            <w:proofErr w:type="spellStart"/>
+            <w:r>
+              <w:rPr>
+                <w:b/>
+                <w:bCs/>
+              </w:rPr>
+              <w:t>nhập</w:t>
+            </w:r>
+            <w:proofErr w:type="spellEnd"/>
+          </w:p>
+        </w:tc>
+        <w:tc>
+          <w:tcPr>
+            <w:tcW w:w="0" w:type="auto"/>
+            <w:vAlign w:val="center"/>
+            <w:hideMark/>
+          </w:tcPr>
+          <w:p>
+            <w:pPr>
+              <w:rPr>
+                <w:b/>
+                <w:bCs/>
+              </w:rPr>
+            </w:pPr>
+            <w:proofErr w:type="spellStart"/>
+            <w:r>
+              <w:rPr>
+                <w:b/>
+                <w:bCs/>
+              </w:rPr>
+              <w:t>Cách</w:t>
+            </w:r>
+            <w:proofErr w:type="spellEnd"/>
+            <w:r>
+              <w:rPr>
+                <w:b/>
+                <w:bCs/>
+              </w:rPr>
+              <w:t xml:space="preserve"> </w:t>
+            </w:r>
+            <w:proofErr w:type="spellStart"/>
+            <w:r>
+              <w:rPr>
+                <w:b/>
+                <w:bCs/>
+              </w:rPr>
+              <w:t>lưu</w:t>
+            </w:r>
+            <w:proofErr w:type="spellEnd"/>
+          </w:p>
+        </w:tc>
+        <w:tc>
+          <w:tcPr>
+            <w:tcW w:w="0" w:type="auto"/>
+            <w:vAlign w:val="center"/>
+            <w:hideMark/>
+          </w:tcPr>
+          <w:p>
+            <w:pPr>
+              <w:rPr>
+                <w:b/>
+                <w:bCs/>
+              </w:rPr>
+            </w:pPr>
+            <w:proofErr w:type="spellStart"/>
+            <w:r>
+              <w:rPr>
+                <w:b/>
+                <w:bCs/>
+              </w:rPr>
+              <w:t>Sống</w:t>
+            </w:r>
+            <w:proofErr w:type="spellEnd"/>
+            <w:r>
+              <w:rPr>
+                <w:b/>
+                <w:bCs/>
+              </w:rPr>
+              <w:t xml:space="preserve"> bao </w:t>
+            </w:r>
+            <w:proofErr w:type="spellStart"/>
+            <w:r>
+              <w:rPr>
+                <w:b/>
+                <w:bCs/>
+              </w:rPr>
+              <w:t>lâu</w:t>
+            </w:r>
+            <w:proofErr w:type="spellEnd"/>
+          </w:p>
+        </w:tc>
+      </w:tr>
+      <w:tr>
+        <w:trPr>
+          <w:tblCellSpacing w:w="15" w:type="dxa"/>
+        </w:trPr>
+        <w:tc>
+          <w:tcPr>
+            <w:tcW w:w="0" w:type="auto"/>
+            <w:vAlign w:val="center"/>
+            <w:hideMark/>
+          </w:tcPr>
+          <w:p>
+            <w:r>
+              <w:t>Session cookie (</w:t>
+            </w:r>
+            <w:proofErr w:type="spellStart"/>
+            <w:r>
+              <w:t>mặc</w:t>
+            </w:r>
+            <w:proofErr w:type="spellEnd"/>
+            <w:r>
+              <w:t xml:space="preserve"> </w:t>
+            </w:r>
+            <w:proofErr w:type="spellStart"/>
+            <w:r>
+              <w:t>định</w:t>
+            </w:r>
+            <w:proofErr w:type="spellEnd"/>
+            <w:r>
+              <w:t xml:space="preserve"> JSESSIONID)</w:t>
+            </w:r>
+          </w:p>
+        </w:tc>
+        <w:tc>
+          <w:tcPr>
+            <w:tcW w:w="0" w:type="auto"/>
+            <w:vAlign w:val="center"/>
+            <w:hideMark/>
+          </w:tcPr>
+          <w:p>
+            <w:r>
+              <w:t xml:space="preserve">Lưu </w:t>
+            </w:r>
+            <w:proofErr w:type="spellStart"/>
+            <w:r>
+              <w:t>trong</w:t>
+            </w:r>
+            <w:proofErr w:type="spellEnd"/>
+            <w:r>
+              <w:t xml:space="preserve"> RAM </w:t>
+            </w:r>
+            <w:proofErr w:type="spellStart"/>
+            <w:r>
+              <w:t>của</w:t>
+            </w:r>
+            <w:proofErr w:type="spellEnd"/>
+            <w:r>
+              <w:t xml:space="preserve"> </w:t>
+            </w:r>
+            <w:proofErr w:type="spellStart"/>
+            <w:r>
+              <w:t>trình</w:t>
+            </w:r>
+            <w:proofErr w:type="spellEnd"/>
+            <w:r>
+              <w:t xml:space="preserve"> </w:t>
+            </w:r>
+            <w:proofErr w:type="spellStart"/>
+            <w:r>
+              <w:t>duyệt</w:t>
+            </w:r>
+            <w:proofErr w:type="spellEnd"/>
+          </w:p>
+        </w:tc>
+        <w:tc>
+          <w:tcPr>
+            <w:tcW w:w="0" w:type="auto"/>
+            <w:vAlign w:val="center"/>
+            <w:hideMark/>
+          </w:tcPr>
+          <w:p>
+            <w:proofErr w:type="spellStart"/>
+            <w:r>
+              <w:t>Hết</w:t>
+            </w:r>
+            <w:proofErr w:type="spellEnd"/>
+            <w:r>
+              <w:t xml:space="preserve"> </w:t>
+            </w:r>
+            <w:proofErr w:type="spellStart"/>
+            <w:r>
+              <w:t>khi</w:t>
+            </w:r>
+            <w:proofErr w:type="spellEnd"/>
+            <w:r>
+              <w:t xml:space="preserve"> </w:t>
+            </w:r>
+            <w:proofErr w:type="spellStart"/>
+            <w:r>
+              <w:t>đóng</w:t>
+            </w:r>
+            <w:proofErr w:type="spellEnd"/>
+            <w:r>
+              <w:t xml:space="preserve"> </w:t>
+            </w:r>
+            <w:proofErr w:type="spellStart"/>
+            <w:r>
+              <w:t>toàn</w:t>
+            </w:r>
+            <w:proofErr w:type="spellEnd"/>
+            <w:r>
+              <w:t xml:space="preserve"> </w:t>
+            </w:r>
+            <w:proofErr w:type="spellStart"/>
+            <w:r>
+              <w:t>bộ</w:t>
+            </w:r>
+            <w:proofErr w:type="spellEnd"/>
+            <w:r>
+              <w:t xml:space="preserve"> </w:t>
+            </w:r>
+            <w:proofErr w:type="spellStart"/>
+            <w:r>
+              <w:t>trình</w:t>
+            </w:r>
+            <w:proofErr w:type="spellEnd"/>
+            <w:r>
+              <w:t xml:space="preserve"> </w:t>
+            </w:r>
+            <w:proofErr w:type="spellStart"/>
+            <w:r>
+              <w:t>duyệt</w:t>
+            </w:r>
+            <w:proofErr w:type="spellEnd"/>
+          </w:p>
+        </w:tc>
+      </w:tr>
+      <w:tr>
+        <w:trPr>
+          <w:tblCellSpacing w:w="15" w:type="dxa"/>
+        </w:trPr>
+        <w:tc>
+          <w:tcPr>
+            <w:tcW w:w="0" w:type="auto"/>
+            <w:vAlign w:val="center"/>
+            <w:hideMark/>
+          </w:tcPr>
+          <w:p>
+            <w:r>
+              <w:t>Persistent cookie (Remember me)</w:t>
+            </w:r>
+          </w:p>
+        </w:tc>
+        <w:tc>
+          <w:tcPr>
+            <w:tcW w:w="0" w:type="auto"/>
+            <w:vAlign w:val="center"/>
+            <w:hideMark/>
+          </w:tcPr>
+          <w:p>
+            <w:r>
+              <w:t xml:space="preserve">Lưu </w:t>
+            </w:r>
+            <w:proofErr w:type="spellStart"/>
+            <w:r>
+              <w:t>với</w:t>
+            </w:r>
+            <w:proofErr w:type="spellEnd"/>
+            <w:r>
+              <w:t xml:space="preserve"> Max-Age </w:t>
+            </w:r>
+            <w:proofErr w:type="spellStart"/>
+            <w:r>
+              <w:t>hoặc</w:t>
+            </w:r>
+            <w:proofErr w:type="spellEnd"/>
+            <w:r>
+              <w:t xml:space="preserve"> Expires</w:t>
+            </w:r>
+          </w:p>
+        </w:tc>
+        <w:tc>
+          <w:tcPr>
+            <w:tcW w:w="0" w:type="auto"/>
+            <w:vAlign w:val="center"/>
+            <w:hideMark/>
+          </w:tcPr>
+          <w:p>
+            <w:proofErr w:type="spellStart"/>
+            <w:r>
+              <w:t>Sống</w:t>
+            </w:r>
+            <w:proofErr w:type="spellEnd"/>
+            <w:r>
+              <w:t xml:space="preserve"> </w:t>
+            </w:r>
+            <w:proofErr w:type="spellStart"/>
+            <w:r>
+              <w:t>đến</w:t>
+            </w:r>
+            <w:proofErr w:type="spellEnd"/>
+            <w:r>
+              <w:t xml:space="preserve"> </w:t>
+            </w:r>
+            <w:proofErr w:type="spellStart"/>
+            <w:r>
+              <w:t>khi</w:t>
+            </w:r>
+            <w:proofErr w:type="spellEnd"/>
+            <w:r>
+              <w:t xml:space="preserve"> </w:t>
+            </w:r>
+            <w:proofErr w:type="spellStart"/>
+            <w:r>
+              <w:t>hết</w:t>
+            </w:r>
+            <w:proofErr w:type="spellEnd"/>
+            <w:r>
+              <w:t xml:space="preserve"> </w:t>
+            </w:r>
+            <w:proofErr w:type="spellStart"/>
+            <w:r>
+              <w:t>hạn</w:t>
+            </w:r>
+            <w:proofErr w:type="spellEnd"/>
+            <w:r>
+              <w:t xml:space="preserve"> </w:t>
+            </w:r>
+            <w:proofErr w:type="spellStart"/>
+            <w:r>
+              <w:t>hoặc</w:t>
+            </w:r>
+            <w:proofErr w:type="spellEnd"/>
+            <w:r>
+              <w:t xml:space="preserve"> </w:t>
+            </w:r>
+            <w:proofErr w:type="spellStart"/>
+            <w:r>
+              <w:t>bị</w:t>
+            </w:r>
+            <w:proofErr w:type="spellEnd"/>
+            <w:r>
+              <w:t xml:space="preserve"> </w:t>
+            </w:r>
+            <w:proofErr w:type="spellStart"/>
+            <w:r>
+              <w:t>xóa</w:t>
+            </w:r>
+            <w:proofErr w:type="spellEnd"/>
+            <w:r>
+              <w:t xml:space="preserve"> </w:t>
+            </w:r>
+            <w:proofErr w:type="spellStart"/>
+            <w:r>
+              <w:t>thủ</w:t>
+            </w:r>
+            <w:proofErr w:type="spellEnd"/>
+            <w:r>
+              <w:t xml:space="preserve"> </w:t>
+            </w:r>
+            <w:proofErr w:type="spellStart"/>
+            <w:r>
+              <w:t>công</w:t>
+            </w:r>
+            <w:proofErr w:type="spellEnd"/>
+          </w:p>
+        </w:tc>
+      </w:tr>
+    </w:tbl>
     <w:p/>
     <w:sectPr>
       <w:pgSz w:w="12240" w:h="15840"/>
@@ -11117,7 +11581,6 @@
   <w:style w:type="character" w:default="1" w:styleId="DefaultParagraphFont">
     <w:name w:val="Default Paragraph Font"/>
     <w:uiPriority w:val="1"/>
-    <w:semiHidden/>
     <w:unhideWhenUsed/>
   </w:style>
   <w:style w:type="table" w:default="1" w:styleId="TableNormal">
